--- a/interview questions/1.java data structures algorithms LEET codes - Copy.docx
+++ b/interview questions/1.java data structures algorithms LEET codes - Copy.docx
@@ -2233,11 +2233,11 @@
           <w:p>
             <w:pPr>
               <w:pStyle w:val="Heading1"/>
-              <w:rPr>
-                <w:bCs/>
-              </w:rPr>
-            </w:pPr>
-            <w:bookmarkStart w:id="0" w:name="_GoBack"/>
+              <w:outlineLvl w:val="0"/>
+              <w:rPr>
+                <w:bCs/>
+              </w:rPr>
+            </w:pPr>
             <w:r>
               <w:rPr>
                 <w:bCs/>
@@ -2246,7 +2246,6 @@
               <w:t>O(n) — Linear Time Complexity</w:t>
             </w:r>
           </w:p>
-          <w:bookmarkEnd w:id="0"/>
           <w:p>
             <w:pPr>
               <w:rPr>
@@ -2433,6 +2432,782 @@
         <w:rPr>
           <w:lang w:val="en-US"/>
         </w:rPr>
+      </w:pPr>
+    </w:p>
+    <w:p>
+      <w:pPr>
+        <w:pStyle w:val="3h3"/>
+      </w:pPr>
+      <w:r>
+        <w:t>B Tree</w:t>
+      </w:r>
+    </w:p>
+    <w:tbl>
+      <w:tblPr>
+        <w:tblStyle w:val="TableGrid"/>
+        <w:tblW w:w="0" w:type="auto"/>
+        <w:tblLook w:val="04A0" w:firstRow="1" w:lastRow="0" w:firstColumn="1" w:lastColumn="0" w:noHBand="0" w:noVBand="1"/>
+      </w:tblPr>
+      <w:tblGrid>
+        <w:gridCol w:w="11515"/>
+        <w:gridCol w:w="11515"/>
+      </w:tblGrid>
+      <w:tr>
+        <w:tc>
+          <w:tcPr>
+            <w:tcW w:w="11515" w:type="dxa"/>
+          </w:tcPr>
+          <w:p>
+            <w:pPr>
+              <w:pStyle w:val="pdq2pgselectionanchorcontainer"/>
+            </w:pPr>
+            <w:r>
+              <w:t xml:space="preserve">A </w:t>
+            </w:r>
+            <w:r>
+              <w:rPr>
+                <w:rStyle w:val="Strong"/>
+              </w:rPr>
+              <w:t>balanced tree</w:t>
+            </w:r>
+            <w:r>
+              <w:t xml:space="preserve"> is a tree data structure where the tree's height is kept relatively small, so operations remain fast.</w:t>
+            </w:r>
+          </w:p>
+          <w:p>
+            <w:pPr>
+              <w:pStyle w:val="Heading3"/>
+            </w:pPr>
+            <w:r>
+              <w:t>Simple example</w:t>
+            </w:r>
+          </w:p>
+          <w:p>
+            <w:pPr>
+              <w:pStyle w:val="Heading4"/>
+            </w:pPr>
+            <w:r>
+              <w:rPr>
+                <w:rFonts w:ascii="Segoe UI Symbol" w:hAnsi="Segoe UI Symbol" w:cs="Segoe UI Symbol"/>
+              </w:rPr>
+              <w:t>❌</w:t>
+            </w:r>
+            <w:r>
+              <w:t xml:space="preserve"> Unbalanced Binary Search Tree</w:t>
+            </w:r>
+          </w:p>
+          <w:p>
+            <w:pPr>
+              <w:pStyle w:val="HTMLPreformatted"/>
+              <w:rPr>
+                <w:rStyle w:val="HTMLCode"/>
+              </w:rPr>
+            </w:pPr>
+            <w:r>
+              <w:rPr>
+                <w:rStyle w:val="HTMLCode"/>
+              </w:rPr>
+              <w:t>10</w:t>
+            </w:r>
+          </w:p>
+          <w:p>
+            <w:pPr>
+              <w:pStyle w:val="HTMLPreformatted"/>
+              <w:rPr>
+                <w:rStyle w:val="HTMLCode"/>
+              </w:rPr>
+            </w:pPr>
+            <w:r>
+              <w:rPr>
+                <w:rStyle w:val="HTMLCode"/>
+              </w:rPr>
+              <w:t xml:space="preserve">  \</w:t>
+            </w:r>
+          </w:p>
+          <w:p>
+            <w:pPr>
+              <w:pStyle w:val="HTMLPreformatted"/>
+              <w:rPr>
+                <w:rStyle w:val="HTMLCode"/>
+              </w:rPr>
+            </w:pPr>
+            <w:r>
+              <w:rPr>
+                <w:rStyle w:val="HTMLCode"/>
+              </w:rPr>
+              <w:t xml:space="preserve">   20</w:t>
+            </w:r>
+          </w:p>
+          <w:p>
+            <w:pPr>
+              <w:pStyle w:val="HTMLPreformatted"/>
+              <w:rPr>
+                <w:rStyle w:val="HTMLCode"/>
+              </w:rPr>
+            </w:pPr>
+            <w:r>
+              <w:rPr>
+                <w:rStyle w:val="HTMLCode"/>
+              </w:rPr>
+              <w:t xml:space="preserve">     \</w:t>
+            </w:r>
+          </w:p>
+          <w:p>
+            <w:pPr>
+              <w:pStyle w:val="HTMLPreformatted"/>
+              <w:rPr>
+                <w:rStyle w:val="HTMLCode"/>
+              </w:rPr>
+            </w:pPr>
+            <w:r>
+              <w:rPr>
+                <w:rStyle w:val="HTMLCode"/>
+              </w:rPr>
+              <w:t xml:space="preserve">      30</w:t>
+            </w:r>
+          </w:p>
+          <w:p>
+            <w:pPr>
+              <w:pStyle w:val="HTMLPreformatted"/>
+              <w:rPr>
+                <w:rStyle w:val="HTMLCode"/>
+              </w:rPr>
+            </w:pPr>
+            <w:r>
+              <w:rPr>
+                <w:rStyle w:val="HTMLCode"/>
+              </w:rPr>
+              <w:t xml:space="preserve">        \</w:t>
+            </w:r>
+          </w:p>
+          <w:p>
+            <w:pPr>
+              <w:pStyle w:val="HTMLPreformatted"/>
+            </w:pPr>
+            <w:r>
+              <w:rPr>
+                <w:rStyle w:val="HTMLCode"/>
+              </w:rPr>
+              <w:t xml:space="preserve">         40</w:t>
+            </w:r>
+          </w:p>
+          <w:p>
+            <w:pPr>
+              <w:spacing w:before="100" w:beforeAutospacing="1" w:after="100" w:afterAutospacing="1"/>
+            </w:pPr>
+            <w:r>
+              <w:t>This behaves almost like a linked list.</w:t>
+            </w:r>
+          </w:p>
+          <w:p>
+            <w:pPr>
+              <w:numPr>
+                <w:ilvl w:val="0"/>
+                <w:numId w:val="7"/>
+              </w:numPr>
+              <w:spacing w:before="100" w:beforeAutospacing="1" w:after="100" w:afterAutospacing="1"/>
+            </w:pPr>
+            <w:r>
+              <w:t xml:space="preserve">Search: </w:t>
+            </w:r>
+            <w:r>
+              <w:rPr>
+                <w:rStyle w:val="Strong"/>
+              </w:rPr>
+              <w:t>O(n)</w:t>
+            </w:r>
+            <w:r>
+              <w:t xml:space="preserve"> </w:t>
+            </w:r>
+          </w:p>
+          <w:p>
+            <w:pPr>
+              <w:numPr>
+                <w:ilvl w:val="0"/>
+                <w:numId w:val="7"/>
+              </w:numPr>
+              <w:spacing w:before="100" w:beforeAutospacing="1" w:after="100" w:afterAutospacing="1"/>
+            </w:pPr>
+            <w:r>
+              <w:t xml:space="preserve">Insert: </w:t>
+            </w:r>
+            <w:r>
+              <w:rPr>
+                <w:rStyle w:val="Strong"/>
+              </w:rPr>
+              <w:t>O(n)</w:t>
+            </w:r>
+            <w:r>
+              <w:t xml:space="preserve"> </w:t>
+            </w:r>
+          </w:p>
+          <w:p>
+            <w:pPr>
+              <w:numPr>
+                <w:ilvl w:val="0"/>
+                <w:numId w:val="7"/>
+              </w:numPr>
+              <w:spacing w:before="100" w:beforeAutospacing="1" w:after="100" w:afterAutospacing="1"/>
+            </w:pPr>
+            <w:r>
+              <w:t xml:space="preserve">Delete: </w:t>
+            </w:r>
+            <w:r>
+              <w:rPr>
+                <w:rStyle w:val="Strong"/>
+              </w:rPr>
+              <w:t>O(n)</w:t>
+            </w:r>
+            <w:r>
+              <w:t xml:space="preserve"> </w:t>
+            </w:r>
+          </w:p>
+          <w:p>
+            <w:r>
+              <w:pict>
+                <v:rect id="_x0000_i1035" style="width:0;height:1.5pt" o:hralign="center" o:hrstd="t" o:hr="t" fillcolor="#a0a0a0" stroked="f"/>
+              </w:pict>
+            </w:r>
+          </w:p>
+          <w:p>
+            <w:pPr>
+              <w:pStyle w:val="Heading4"/>
+            </w:pPr>
+            <w:r>
+              <w:rPr>
+                <w:rFonts w:ascii="Segoe UI Symbol" w:hAnsi="Segoe UI Symbol" w:cs="Segoe UI Symbol"/>
+              </w:rPr>
+              <w:t>✅</w:t>
+            </w:r>
+            <w:r>
+              <w:t xml:space="preserve"> Balanced Binary Search Tree</w:t>
+            </w:r>
+          </w:p>
+          <w:p>
+            <w:pPr>
+              <w:pStyle w:val="HTMLPreformatted"/>
+              <w:rPr>
+                <w:rStyle w:val="HTMLCode"/>
+              </w:rPr>
+            </w:pPr>
+            <w:r>
+              <w:rPr>
+                <w:rStyle w:val="HTMLCode"/>
+              </w:rPr>
+              <w:t xml:space="preserve">       20</w:t>
+            </w:r>
+          </w:p>
+          <w:p>
+            <w:pPr>
+              <w:pStyle w:val="HTMLPreformatted"/>
+              <w:rPr>
+                <w:rStyle w:val="HTMLCode"/>
+              </w:rPr>
+            </w:pPr>
+            <w:r>
+              <w:rPr>
+                <w:rStyle w:val="HTMLCode"/>
+              </w:rPr>
+              <w:t xml:space="preserve">      /  \</w:t>
+            </w:r>
+          </w:p>
+          <w:p>
+            <w:pPr>
+              <w:pStyle w:val="HTMLPreformatted"/>
+              <w:rPr>
+                <w:rStyle w:val="HTMLCode"/>
+              </w:rPr>
+            </w:pPr>
+            <w:r>
+              <w:rPr>
+                <w:rStyle w:val="HTMLCode"/>
+              </w:rPr>
+              <w:t xml:space="preserve">    10    30</w:t>
+            </w:r>
+          </w:p>
+          <w:p>
+            <w:pPr>
+              <w:pStyle w:val="HTMLPreformatted"/>
+              <w:rPr>
+                <w:rStyle w:val="HTMLCode"/>
+              </w:rPr>
+            </w:pPr>
+            <w:r>
+              <w:rPr>
+                <w:rStyle w:val="HTMLCode"/>
+              </w:rPr>
+              <w:t xml:space="preserve">   / \    / \</w:t>
+            </w:r>
+          </w:p>
+          <w:p>
+            <w:pPr>
+              <w:pStyle w:val="HTMLPreformatted"/>
+            </w:pPr>
+            <w:r>
+              <w:rPr>
+                <w:rStyle w:val="HTMLCode"/>
+              </w:rPr>
+              <w:t xml:space="preserve">  5  15  25  40</w:t>
+            </w:r>
+          </w:p>
+          <w:p>
+            <w:pPr>
+              <w:spacing w:before="100" w:beforeAutospacing="1" w:after="100" w:afterAutospacing="1"/>
+            </w:pPr>
+            <w:r>
+              <w:t>The height is kept small.</w:t>
+            </w:r>
+          </w:p>
+          <w:p>
+            <w:pPr>
+              <w:numPr>
+                <w:ilvl w:val="0"/>
+                <w:numId w:val="8"/>
+              </w:numPr>
+              <w:spacing w:before="100" w:beforeAutospacing="1" w:after="100" w:afterAutospacing="1"/>
+            </w:pPr>
+            <w:r>
+              <w:t xml:space="preserve">Search: </w:t>
+            </w:r>
+            <w:r>
+              <w:rPr>
+                <w:rStyle w:val="Strong"/>
+              </w:rPr>
+              <w:t>O(log n)</w:t>
+            </w:r>
+            <w:r>
+              <w:t xml:space="preserve"> </w:t>
+            </w:r>
+          </w:p>
+          <w:p>
+            <w:pPr>
+              <w:numPr>
+                <w:ilvl w:val="0"/>
+                <w:numId w:val="8"/>
+              </w:numPr>
+              <w:spacing w:before="100" w:beforeAutospacing="1" w:after="100" w:afterAutospacing="1"/>
+            </w:pPr>
+            <w:r>
+              <w:t xml:space="preserve">Insert: </w:t>
+            </w:r>
+            <w:r>
+              <w:rPr>
+                <w:rStyle w:val="Strong"/>
+              </w:rPr>
+              <w:t>O(log n)</w:t>
+            </w:r>
+            <w:r>
+              <w:t xml:space="preserve"> </w:t>
+            </w:r>
+          </w:p>
+          <w:p>
+            <w:pPr>
+              <w:numPr>
+                <w:ilvl w:val="0"/>
+                <w:numId w:val="8"/>
+              </w:numPr>
+              <w:spacing w:before="100" w:beforeAutospacing="1" w:after="100" w:afterAutospacing="1"/>
+            </w:pPr>
+            <w:r>
+              <w:lastRenderedPageBreak/>
+              <w:t xml:space="preserve">Delete: </w:t>
+            </w:r>
+            <w:r>
+              <w:rPr>
+                <w:rStyle w:val="Strong"/>
+              </w:rPr>
+              <w:t>O(log n)</w:t>
+            </w:r>
+            <w:r>
+              <w:t xml:space="preserve"> </w:t>
+            </w:r>
+          </w:p>
+          <w:p>
+            <w:pPr>
+              <w:pStyle w:val="NormalWeb"/>
+            </w:pPr>
+          </w:p>
+        </w:tc>
+        <w:tc>
+          <w:tcPr>
+            <w:tcW w:w="11515" w:type="dxa"/>
+          </w:tcPr>
+          <w:p>
+            <w:pPr>
+              <w:pStyle w:val="Heading3"/>
+            </w:pPr>
+            <w:r>
+              <w:lastRenderedPageBreak/>
+              <w:t>Exact idea</w:t>
+            </w:r>
+          </w:p>
+          <w:p>
+            <w:pPr>
+              <w:spacing w:before="100" w:beforeAutospacing="1" w:after="100" w:afterAutospacing="1"/>
+            </w:pPr>
+            <w:r>
+              <w:t xml:space="preserve">A tree is generally called </w:t>
+            </w:r>
+            <w:r>
+              <w:rPr>
+                <w:rStyle w:val="Strong"/>
+              </w:rPr>
+              <w:t>balanced</w:t>
+            </w:r>
+            <w:r>
+              <w:t xml:space="preserve"> when the heights of its left and right subtrees do not differ significantly.</w:t>
+            </w:r>
+          </w:p>
+          <w:p>
+            <w:pPr>
+              <w:pStyle w:val="NormalWeb"/>
+            </w:pPr>
+            <w:r>
+              <w:t xml:space="preserve">For example, in an </w:t>
+            </w:r>
+            <w:r>
+              <w:rPr>
+                <w:rStyle w:val="Strong"/>
+              </w:rPr>
+              <w:t>AVL Tree</w:t>
+            </w:r>
+            <w:r>
+              <w:t xml:space="preserve">, the difference must be at most </w:t>
+            </w:r>
+            <w:r>
+              <w:rPr>
+                <w:rStyle w:val="Strong"/>
+              </w:rPr>
+              <w:t>1</w:t>
+            </w:r>
+            <w:r>
+              <w:t>:</w:t>
+            </w:r>
+          </w:p>
+          <w:p>
+            <w:pPr>
+              <w:pStyle w:val="HTMLPreformatted"/>
+            </w:pPr>
+            <w:r>
+              <w:rPr>
+                <w:rStyle w:val="HTMLCode"/>
+              </w:rPr>
+              <w:t xml:space="preserve">height(left subtree) - height(right subtree) </w:t>
+            </w:r>
+            <w:r>
+              <w:rPr>
+                <w:rStyle w:val="HTMLCode"/>
+                <w:rFonts w:ascii="Cambria Math" w:hAnsi="Cambria Math" w:cs="Cambria Math"/>
+              </w:rPr>
+              <w:t>∈</w:t>
+            </w:r>
+            <w:r>
+              <w:rPr>
+                <w:rStyle w:val="HTMLCode"/>
+              </w:rPr>
+              <w:t xml:space="preserve"> {-1, 0, 1}</w:t>
+            </w:r>
+          </w:p>
+          <w:p>
+            <w:pPr>
+              <w:pStyle w:val="Heading3"/>
+            </w:pPr>
+            <w:r>
+              <w:t>Why do we need balancing?</w:t>
+            </w:r>
+          </w:p>
+          <w:p>
+            <w:pPr>
+              <w:spacing w:before="100" w:beforeAutospacing="1" w:after="100" w:afterAutospacing="1"/>
+            </w:pPr>
+            <w:r>
+              <w:t xml:space="preserve">Consider searching for </w:t>
+            </w:r>
+            <w:r>
+              <w:rPr>
+                <w:rStyle w:val="HTMLCode"/>
+                <w:rFonts w:eastAsiaTheme="minorHAnsi"/>
+              </w:rPr>
+              <w:t>40</w:t>
+            </w:r>
+            <w:r>
+              <w:t>:</w:t>
+            </w:r>
+          </w:p>
+          <w:p>
+            <w:pPr>
+              <w:pStyle w:val="NormalWeb"/>
+            </w:pPr>
+            <w:r>
+              <w:rPr>
+                <w:rStyle w:val="Strong"/>
+              </w:rPr>
+              <w:t>Unbalanced tree:</w:t>
+            </w:r>
+          </w:p>
+          <w:p>
+            <w:pPr>
+              <w:pStyle w:val="HTMLPreformatted"/>
+            </w:pPr>
+            <w:r>
+              <w:rPr>
+                <w:rStyle w:val="HTMLCode"/>
+              </w:rPr>
+              <w:t>10 → 20 → 30 → 40</w:t>
+            </w:r>
+          </w:p>
+          <w:p>
+            <w:pPr>
+              <w:spacing w:before="100" w:beforeAutospacing="1" w:after="100" w:afterAutospacing="1"/>
+            </w:pPr>
+            <w:r>
+              <w:t>You may need to check every node.</w:t>
+            </w:r>
+          </w:p>
+          <w:p>
+            <w:pPr>
+              <w:pStyle w:val="NormalWeb"/>
+            </w:pPr>
+            <w:r>
+              <w:rPr>
+                <w:rStyle w:val="Strong"/>
+              </w:rPr>
+              <w:t>Balanced tree:</w:t>
+            </w:r>
+          </w:p>
+          <w:p>
+            <w:pPr>
+              <w:pStyle w:val="HTMLPreformatted"/>
+              <w:rPr>
+                <w:rStyle w:val="HTMLCode"/>
+              </w:rPr>
+            </w:pPr>
+            <w:r>
+              <w:rPr>
+                <w:rStyle w:val="HTMLCode"/>
+              </w:rPr>
+              <w:t xml:space="preserve">       20</w:t>
+            </w:r>
+          </w:p>
+          <w:p>
+            <w:pPr>
+              <w:pStyle w:val="HTMLPreformatted"/>
+              <w:rPr>
+                <w:rStyle w:val="HTMLCode"/>
+              </w:rPr>
+            </w:pPr>
+            <w:r>
+              <w:rPr>
+                <w:rStyle w:val="HTMLCode"/>
+              </w:rPr>
+              <w:t xml:space="preserve">      /  \</w:t>
+            </w:r>
+          </w:p>
+          <w:p>
+            <w:pPr>
+              <w:pStyle w:val="HTMLPreformatted"/>
+              <w:rPr>
+                <w:rStyle w:val="HTMLCode"/>
+              </w:rPr>
+            </w:pPr>
+            <w:r>
+              <w:rPr>
+                <w:rStyle w:val="HTMLCode"/>
+              </w:rPr>
+              <w:t xml:space="preserve">    10    30</w:t>
+            </w:r>
+          </w:p>
+          <w:p>
+            <w:pPr>
+              <w:pStyle w:val="HTMLPreformatted"/>
+              <w:rPr>
+                <w:rStyle w:val="HTMLCode"/>
+              </w:rPr>
+            </w:pPr>
+            <w:r>
+              <w:rPr>
+                <w:rStyle w:val="HTMLCode"/>
+              </w:rPr>
+              <w:t xml:space="preserve">            \</w:t>
+            </w:r>
+          </w:p>
+          <w:p>
+            <w:pPr>
+              <w:pStyle w:val="HTMLPreformatted"/>
+            </w:pPr>
+            <w:r>
+              <w:rPr>
+                <w:rStyle w:val="HTMLCode"/>
+              </w:rPr>
+              <w:t xml:space="preserve">             40</w:t>
+            </w:r>
+          </w:p>
+          <w:p>
+            <w:pPr>
+              <w:spacing w:before="100" w:beforeAutospacing="1" w:after="100" w:afterAutospacing="1"/>
+            </w:pPr>
+            <w:r>
+              <w:t>You reach the value in far fewer steps.</w:t>
+            </w:r>
+          </w:p>
+          <w:p>
+            <w:pPr>
+              <w:pStyle w:val="Heading3"/>
+            </w:pPr>
+            <w:r>
+              <w:lastRenderedPageBreak/>
+              <w:t>Common balanced trees</w:t>
+            </w:r>
+          </w:p>
+          <w:p>
+            <w:pPr>
+              <w:numPr>
+                <w:ilvl w:val="0"/>
+                <w:numId w:val="9"/>
+              </w:numPr>
+              <w:spacing w:before="100" w:beforeAutospacing="1" w:after="100" w:afterAutospacing="1"/>
+            </w:pPr>
+            <w:r>
+              <w:rPr>
+                <w:rStyle w:val="Strong"/>
+              </w:rPr>
+              <w:t>AVL Tree</w:t>
+            </w:r>
+            <w:r>
+              <w:t xml:space="preserve"> — strictly balanced </w:t>
+            </w:r>
+          </w:p>
+          <w:p>
+            <w:pPr>
+              <w:numPr>
+                <w:ilvl w:val="0"/>
+                <w:numId w:val="9"/>
+              </w:numPr>
+              <w:spacing w:before="100" w:beforeAutospacing="1" w:after="100" w:afterAutospacing="1"/>
+            </w:pPr>
+            <w:r>
+              <w:rPr>
+                <w:rStyle w:val="Strong"/>
+              </w:rPr>
+              <w:t>Red-Black Tree</w:t>
+            </w:r>
+            <w:r>
+              <w:t xml:space="preserve"> — less strictly balanced but efficient for frequent inserts/deletes </w:t>
+            </w:r>
+          </w:p>
+          <w:p>
+            <w:pPr>
+              <w:numPr>
+                <w:ilvl w:val="0"/>
+                <w:numId w:val="9"/>
+              </w:numPr>
+              <w:spacing w:before="100" w:beforeAutospacing="1" w:after="100" w:afterAutospacing="1"/>
+            </w:pPr>
+            <w:r>
+              <w:rPr>
+                <w:rStyle w:val="Strong"/>
+              </w:rPr>
+              <w:t>B-Tree</w:t>
+            </w:r>
+            <w:r>
+              <w:t xml:space="preserve"> — widely used in databases and file systems </w:t>
+            </w:r>
+          </w:p>
+          <w:p>
+            <w:pPr>
+              <w:numPr>
+                <w:ilvl w:val="0"/>
+                <w:numId w:val="9"/>
+              </w:numPr>
+              <w:spacing w:before="100" w:beforeAutospacing="1" w:after="100" w:afterAutospacing="1"/>
+            </w:pPr>
+            <w:r>
+              <w:rPr>
+                <w:rStyle w:val="Strong"/>
+              </w:rPr>
+              <w:t>B+ Tree</w:t>
+            </w:r>
+            <w:r>
+              <w:t xml:space="preserve"> — commonly used for database indexes </w:t>
+            </w:r>
+          </w:p>
+          <w:p>
+            <w:pPr>
+              <w:pStyle w:val="NormalWeb"/>
+            </w:pPr>
+            <w:r>
+              <w:rPr>
+                <w:rStyle w:val="Strong"/>
+              </w:rPr>
+              <w:t>Interview one-line answer:</w:t>
+            </w:r>
+          </w:p>
+          <w:p>
+            <w:pPr>
+              <w:spacing w:before="100" w:beforeAutospacing="1" w:after="100" w:afterAutospacing="1"/>
+            </w:pPr>
+            <w:r>
+              <w:t xml:space="preserve">A balanced tree is a tree whose height is maintained close to the minimum possible, ensuring operations such as search, insertion, and deletion typically run in </w:t>
+            </w:r>
+            <w:r>
+              <w:rPr>
+                <w:rStyle w:val="Strong"/>
+              </w:rPr>
+              <w:t>O(log n)</w:t>
+            </w:r>
+            <w:r>
+              <w:t xml:space="preserve"> time.</w:t>
+            </w:r>
+          </w:p>
+          <w:p>
+            <w:pPr>
+              <w:pStyle w:val="NormalWeb"/>
+            </w:pPr>
+            <w:r>
+              <w:t xml:space="preserve">For Java interviews, </w:t>
+            </w:r>
+            <w:r>
+              <w:rPr>
+                <w:rStyle w:val="Strong"/>
+              </w:rPr>
+              <w:t>AVL Tree vs Red-Black Tree</w:t>
+            </w:r>
+            <w:r>
+              <w:t xml:space="preserve"> is an important next topic because structures like </w:t>
+            </w:r>
+            <w:r>
+              <w:rPr>
+                <w:rStyle w:val="HTMLCode"/>
+              </w:rPr>
+              <w:t>TreeMap</w:t>
+            </w:r>
+            <w:r>
+              <w:t xml:space="preserve"> and </w:t>
+            </w:r>
+            <w:r>
+              <w:rPr>
+                <w:rStyle w:val="HTMLCode"/>
+              </w:rPr>
+              <w:t>TreeSet</w:t>
+            </w:r>
+            <w:r>
+              <w:t xml:space="preserve"> use Red-Black Trees.</w:t>
+            </w:r>
+          </w:p>
+          <w:p>
+            <w:pPr>
+              <w:pStyle w:val="1lightpink"/>
+              <w:shd w:val="clear" w:color="auto" w:fill="auto"/>
+            </w:pPr>
+            <w:bookmarkStart w:id="0" w:name="_GoBack"/>
+            <w:bookmarkEnd w:id="0"/>
+          </w:p>
+        </w:tc>
+      </w:tr>
+    </w:tbl>
+    <w:p>
+      <w:pPr>
+        <w:pStyle w:val="1lightpink"/>
       </w:pPr>
     </w:p>
     <w:sectPr>
@@ -2895,6 +3670,453 @@
     </w:lvl>
   </w:abstractNum>
   <w:abstractNum w:abstractNumId="3">
+    <w:nsid w:val="2BA473D0"/>
+    <w:multiLevelType w:val="multilevel"/>
+    <w:tmpl w:val="A77827C8"/>
+    <w:lvl w:ilvl="0">
+      <w:start w:val="1"/>
+      <w:numFmt w:val="bullet"/>
+      <w:lvlText w:val=""/>
+      <w:lvlJc w:val="left"/>
+      <w:pPr>
+        <w:tabs>
+          <w:tab w:val="num" w:pos="720"/>
+        </w:tabs>
+        <w:ind w:left="720" w:hanging="360"/>
+      </w:pPr>
+      <w:rPr>
+        <w:rFonts w:ascii="Symbol" w:hAnsi="Symbol" w:hint="default"/>
+        <w:sz w:val="20"/>
+      </w:rPr>
+    </w:lvl>
+    <w:lvl w:ilvl="1" w:tentative="1">
+      <w:start w:val="1"/>
+      <w:numFmt w:val="bullet"/>
+      <w:lvlText w:val="o"/>
+      <w:lvlJc w:val="left"/>
+      <w:pPr>
+        <w:tabs>
+          <w:tab w:val="num" w:pos="1440"/>
+        </w:tabs>
+        <w:ind w:left="1440" w:hanging="360"/>
+      </w:pPr>
+      <w:rPr>
+        <w:rFonts w:ascii="Courier New" w:hAnsi="Courier New" w:hint="default"/>
+        <w:sz w:val="20"/>
+      </w:rPr>
+    </w:lvl>
+    <w:lvl w:ilvl="2" w:tentative="1">
+      <w:start w:val="1"/>
+      <w:numFmt w:val="bullet"/>
+      <w:lvlText w:val=""/>
+      <w:lvlJc w:val="left"/>
+      <w:pPr>
+        <w:tabs>
+          <w:tab w:val="num" w:pos="2160"/>
+        </w:tabs>
+        <w:ind w:left="2160" w:hanging="360"/>
+      </w:pPr>
+      <w:rPr>
+        <w:rFonts w:ascii="Wingdings" w:hAnsi="Wingdings" w:hint="default"/>
+        <w:sz w:val="20"/>
+      </w:rPr>
+    </w:lvl>
+    <w:lvl w:ilvl="3" w:tentative="1">
+      <w:start w:val="1"/>
+      <w:numFmt w:val="bullet"/>
+      <w:lvlText w:val=""/>
+      <w:lvlJc w:val="left"/>
+      <w:pPr>
+        <w:tabs>
+          <w:tab w:val="num" w:pos="2880"/>
+        </w:tabs>
+        <w:ind w:left="2880" w:hanging="360"/>
+      </w:pPr>
+      <w:rPr>
+        <w:rFonts w:ascii="Wingdings" w:hAnsi="Wingdings" w:hint="default"/>
+        <w:sz w:val="20"/>
+      </w:rPr>
+    </w:lvl>
+    <w:lvl w:ilvl="4" w:tentative="1">
+      <w:start w:val="1"/>
+      <w:numFmt w:val="bullet"/>
+      <w:lvlText w:val=""/>
+      <w:lvlJc w:val="left"/>
+      <w:pPr>
+        <w:tabs>
+          <w:tab w:val="num" w:pos="3600"/>
+        </w:tabs>
+        <w:ind w:left="3600" w:hanging="360"/>
+      </w:pPr>
+      <w:rPr>
+        <w:rFonts w:ascii="Wingdings" w:hAnsi="Wingdings" w:hint="default"/>
+        <w:sz w:val="20"/>
+      </w:rPr>
+    </w:lvl>
+    <w:lvl w:ilvl="5" w:tentative="1">
+      <w:start w:val="1"/>
+      <w:numFmt w:val="bullet"/>
+      <w:lvlText w:val=""/>
+      <w:lvlJc w:val="left"/>
+      <w:pPr>
+        <w:tabs>
+          <w:tab w:val="num" w:pos="4320"/>
+        </w:tabs>
+        <w:ind w:left="4320" w:hanging="360"/>
+      </w:pPr>
+      <w:rPr>
+        <w:rFonts w:ascii="Wingdings" w:hAnsi="Wingdings" w:hint="default"/>
+        <w:sz w:val="20"/>
+      </w:rPr>
+    </w:lvl>
+    <w:lvl w:ilvl="6" w:tentative="1">
+      <w:start w:val="1"/>
+      <w:numFmt w:val="bullet"/>
+      <w:lvlText w:val=""/>
+      <w:lvlJc w:val="left"/>
+      <w:pPr>
+        <w:tabs>
+          <w:tab w:val="num" w:pos="5040"/>
+        </w:tabs>
+        <w:ind w:left="5040" w:hanging="360"/>
+      </w:pPr>
+      <w:rPr>
+        <w:rFonts w:ascii="Wingdings" w:hAnsi="Wingdings" w:hint="default"/>
+        <w:sz w:val="20"/>
+      </w:rPr>
+    </w:lvl>
+    <w:lvl w:ilvl="7" w:tentative="1">
+      <w:start w:val="1"/>
+      <w:numFmt w:val="bullet"/>
+      <w:lvlText w:val=""/>
+      <w:lvlJc w:val="left"/>
+      <w:pPr>
+        <w:tabs>
+          <w:tab w:val="num" w:pos="5760"/>
+        </w:tabs>
+        <w:ind w:left="5760" w:hanging="360"/>
+      </w:pPr>
+      <w:rPr>
+        <w:rFonts w:ascii="Wingdings" w:hAnsi="Wingdings" w:hint="default"/>
+        <w:sz w:val="20"/>
+      </w:rPr>
+    </w:lvl>
+    <w:lvl w:ilvl="8" w:tentative="1">
+      <w:start w:val="1"/>
+      <w:numFmt w:val="bullet"/>
+      <w:lvlText w:val=""/>
+      <w:lvlJc w:val="left"/>
+      <w:pPr>
+        <w:tabs>
+          <w:tab w:val="num" w:pos="6480"/>
+        </w:tabs>
+        <w:ind w:left="6480" w:hanging="360"/>
+      </w:pPr>
+      <w:rPr>
+        <w:rFonts w:ascii="Wingdings" w:hAnsi="Wingdings" w:hint="default"/>
+        <w:sz w:val="20"/>
+      </w:rPr>
+    </w:lvl>
+  </w:abstractNum>
+  <w:abstractNum w:abstractNumId="4">
+    <w:nsid w:val="2EA7035F"/>
+    <w:multiLevelType w:val="multilevel"/>
+    <w:tmpl w:val="1188E5F8"/>
+    <w:lvl w:ilvl="0">
+      <w:start w:val="1"/>
+      <w:numFmt w:val="bullet"/>
+      <w:lvlText w:val=""/>
+      <w:lvlJc w:val="left"/>
+      <w:pPr>
+        <w:tabs>
+          <w:tab w:val="num" w:pos="720"/>
+        </w:tabs>
+        <w:ind w:left="720" w:hanging="360"/>
+      </w:pPr>
+      <w:rPr>
+        <w:rFonts w:ascii="Symbol" w:hAnsi="Symbol" w:hint="default"/>
+        <w:sz w:val="20"/>
+      </w:rPr>
+    </w:lvl>
+    <w:lvl w:ilvl="1" w:tentative="1">
+      <w:start w:val="1"/>
+      <w:numFmt w:val="bullet"/>
+      <w:lvlText w:val="o"/>
+      <w:lvlJc w:val="left"/>
+      <w:pPr>
+        <w:tabs>
+          <w:tab w:val="num" w:pos="1440"/>
+        </w:tabs>
+        <w:ind w:left="1440" w:hanging="360"/>
+      </w:pPr>
+      <w:rPr>
+        <w:rFonts w:ascii="Courier New" w:hAnsi="Courier New" w:hint="default"/>
+        <w:sz w:val="20"/>
+      </w:rPr>
+    </w:lvl>
+    <w:lvl w:ilvl="2" w:tentative="1">
+      <w:start w:val="1"/>
+      <w:numFmt w:val="bullet"/>
+      <w:lvlText w:val=""/>
+      <w:lvlJc w:val="left"/>
+      <w:pPr>
+        <w:tabs>
+          <w:tab w:val="num" w:pos="2160"/>
+        </w:tabs>
+        <w:ind w:left="2160" w:hanging="360"/>
+      </w:pPr>
+      <w:rPr>
+        <w:rFonts w:ascii="Wingdings" w:hAnsi="Wingdings" w:hint="default"/>
+        <w:sz w:val="20"/>
+      </w:rPr>
+    </w:lvl>
+    <w:lvl w:ilvl="3" w:tentative="1">
+      <w:start w:val="1"/>
+      <w:numFmt w:val="bullet"/>
+      <w:lvlText w:val=""/>
+      <w:lvlJc w:val="left"/>
+      <w:pPr>
+        <w:tabs>
+          <w:tab w:val="num" w:pos="2880"/>
+        </w:tabs>
+        <w:ind w:left="2880" w:hanging="360"/>
+      </w:pPr>
+      <w:rPr>
+        <w:rFonts w:ascii="Wingdings" w:hAnsi="Wingdings" w:hint="default"/>
+        <w:sz w:val="20"/>
+      </w:rPr>
+    </w:lvl>
+    <w:lvl w:ilvl="4" w:tentative="1">
+      <w:start w:val="1"/>
+      <w:numFmt w:val="bullet"/>
+      <w:lvlText w:val=""/>
+      <w:lvlJc w:val="left"/>
+      <w:pPr>
+        <w:tabs>
+          <w:tab w:val="num" w:pos="3600"/>
+        </w:tabs>
+        <w:ind w:left="3600" w:hanging="360"/>
+      </w:pPr>
+      <w:rPr>
+        <w:rFonts w:ascii="Wingdings" w:hAnsi="Wingdings" w:hint="default"/>
+        <w:sz w:val="20"/>
+      </w:rPr>
+    </w:lvl>
+    <w:lvl w:ilvl="5" w:tentative="1">
+      <w:start w:val="1"/>
+      <w:numFmt w:val="bullet"/>
+      <w:lvlText w:val=""/>
+      <w:lvlJc w:val="left"/>
+      <w:pPr>
+        <w:tabs>
+          <w:tab w:val="num" w:pos="4320"/>
+        </w:tabs>
+        <w:ind w:left="4320" w:hanging="360"/>
+      </w:pPr>
+      <w:rPr>
+        <w:rFonts w:ascii="Wingdings" w:hAnsi="Wingdings" w:hint="default"/>
+        <w:sz w:val="20"/>
+      </w:rPr>
+    </w:lvl>
+    <w:lvl w:ilvl="6" w:tentative="1">
+      <w:start w:val="1"/>
+      <w:numFmt w:val="bullet"/>
+      <w:lvlText w:val=""/>
+      <w:lvlJc w:val="left"/>
+      <w:pPr>
+        <w:tabs>
+          <w:tab w:val="num" w:pos="5040"/>
+        </w:tabs>
+        <w:ind w:left="5040" w:hanging="360"/>
+      </w:pPr>
+      <w:rPr>
+        <w:rFonts w:ascii="Wingdings" w:hAnsi="Wingdings" w:hint="default"/>
+        <w:sz w:val="20"/>
+      </w:rPr>
+    </w:lvl>
+    <w:lvl w:ilvl="7" w:tentative="1">
+      <w:start w:val="1"/>
+      <w:numFmt w:val="bullet"/>
+      <w:lvlText w:val=""/>
+      <w:lvlJc w:val="left"/>
+      <w:pPr>
+        <w:tabs>
+          <w:tab w:val="num" w:pos="5760"/>
+        </w:tabs>
+        <w:ind w:left="5760" w:hanging="360"/>
+      </w:pPr>
+      <w:rPr>
+        <w:rFonts w:ascii="Wingdings" w:hAnsi="Wingdings" w:hint="default"/>
+        <w:sz w:val="20"/>
+      </w:rPr>
+    </w:lvl>
+    <w:lvl w:ilvl="8" w:tentative="1">
+      <w:start w:val="1"/>
+      <w:numFmt w:val="bullet"/>
+      <w:lvlText w:val=""/>
+      <w:lvlJc w:val="left"/>
+      <w:pPr>
+        <w:tabs>
+          <w:tab w:val="num" w:pos="6480"/>
+        </w:tabs>
+        <w:ind w:left="6480" w:hanging="360"/>
+      </w:pPr>
+      <w:rPr>
+        <w:rFonts w:ascii="Wingdings" w:hAnsi="Wingdings" w:hint="default"/>
+        <w:sz w:val="20"/>
+      </w:rPr>
+    </w:lvl>
+  </w:abstractNum>
+  <w:abstractNum w:abstractNumId="5">
+    <w:nsid w:val="31A25AC9"/>
+    <w:multiLevelType w:val="multilevel"/>
+    <w:tmpl w:val="377A8D82"/>
+    <w:lvl w:ilvl="0">
+      <w:start w:val="1"/>
+      <w:numFmt w:val="bullet"/>
+      <w:lvlText w:val=""/>
+      <w:lvlJc w:val="left"/>
+      <w:pPr>
+        <w:tabs>
+          <w:tab w:val="num" w:pos="720"/>
+        </w:tabs>
+        <w:ind w:left="720" w:hanging="360"/>
+      </w:pPr>
+      <w:rPr>
+        <w:rFonts w:ascii="Symbol" w:hAnsi="Symbol" w:hint="default"/>
+        <w:sz w:val="20"/>
+      </w:rPr>
+    </w:lvl>
+    <w:lvl w:ilvl="1" w:tentative="1">
+      <w:start w:val="1"/>
+      <w:numFmt w:val="bullet"/>
+      <w:lvlText w:val="o"/>
+      <w:lvlJc w:val="left"/>
+      <w:pPr>
+        <w:tabs>
+          <w:tab w:val="num" w:pos="1440"/>
+        </w:tabs>
+        <w:ind w:left="1440" w:hanging="360"/>
+      </w:pPr>
+      <w:rPr>
+        <w:rFonts w:ascii="Courier New" w:hAnsi="Courier New" w:hint="default"/>
+        <w:sz w:val="20"/>
+      </w:rPr>
+    </w:lvl>
+    <w:lvl w:ilvl="2" w:tentative="1">
+      <w:start w:val="1"/>
+      <w:numFmt w:val="bullet"/>
+      <w:lvlText w:val=""/>
+      <w:lvlJc w:val="left"/>
+      <w:pPr>
+        <w:tabs>
+          <w:tab w:val="num" w:pos="2160"/>
+        </w:tabs>
+        <w:ind w:left="2160" w:hanging="360"/>
+      </w:pPr>
+      <w:rPr>
+        <w:rFonts w:ascii="Wingdings" w:hAnsi="Wingdings" w:hint="default"/>
+        <w:sz w:val="20"/>
+      </w:rPr>
+    </w:lvl>
+    <w:lvl w:ilvl="3" w:tentative="1">
+      <w:start w:val="1"/>
+      <w:numFmt w:val="bullet"/>
+      <w:lvlText w:val=""/>
+      <w:lvlJc w:val="left"/>
+      <w:pPr>
+        <w:tabs>
+          <w:tab w:val="num" w:pos="2880"/>
+        </w:tabs>
+        <w:ind w:left="2880" w:hanging="360"/>
+      </w:pPr>
+      <w:rPr>
+        <w:rFonts w:ascii="Wingdings" w:hAnsi="Wingdings" w:hint="default"/>
+        <w:sz w:val="20"/>
+      </w:rPr>
+    </w:lvl>
+    <w:lvl w:ilvl="4" w:tentative="1">
+      <w:start w:val="1"/>
+      <w:numFmt w:val="bullet"/>
+      <w:lvlText w:val=""/>
+      <w:lvlJc w:val="left"/>
+      <w:pPr>
+        <w:tabs>
+          <w:tab w:val="num" w:pos="3600"/>
+        </w:tabs>
+        <w:ind w:left="3600" w:hanging="360"/>
+      </w:pPr>
+      <w:rPr>
+        <w:rFonts w:ascii="Wingdings" w:hAnsi="Wingdings" w:hint="default"/>
+        <w:sz w:val="20"/>
+      </w:rPr>
+    </w:lvl>
+    <w:lvl w:ilvl="5" w:tentative="1">
+      <w:start w:val="1"/>
+      <w:numFmt w:val="bullet"/>
+      <w:lvlText w:val=""/>
+      <w:lvlJc w:val="left"/>
+      <w:pPr>
+        <w:tabs>
+          <w:tab w:val="num" w:pos="4320"/>
+        </w:tabs>
+        <w:ind w:left="4320" w:hanging="360"/>
+      </w:pPr>
+      <w:rPr>
+        <w:rFonts w:ascii="Wingdings" w:hAnsi="Wingdings" w:hint="default"/>
+        <w:sz w:val="20"/>
+      </w:rPr>
+    </w:lvl>
+    <w:lvl w:ilvl="6" w:tentative="1">
+      <w:start w:val="1"/>
+      <w:numFmt w:val="bullet"/>
+      <w:lvlText w:val=""/>
+      <w:lvlJc w:val="left"/>
+      <w:pPr>
+        <w:tabs>
+          <w:tab w:val="num" w:pos="5040"/>
+        </w:tabs>
+        <w:ind w:left="5040" w:hanging="360"/>
+      </w:pPr>
+      <w:rPr>
+        <w:rFonts w:ascii="Wingdings" w:hAnsi="Wingdings" w:hint="default"/>
+        <w:sz w:val="20"/>
+      </w:rPr>
+    </w:lvl>
+    <w:lvl w:ilvl="7" w:tentative="1">
+      <w:start w:val="1"/>
+      <w:numFmt w:val="bullet"/>
+      <w:lvlText w:val=""/>
+      <w:lvlJc w:val="left"/>
+      <w:pPr>
+        <w:tabs>
+          <w:tab w:val="num" w:pos="5760"/>
+        </w:tabs>
+        <w:ind w:left="5760" w:hanging="360"/>
+      </w:pPr>
+      <w:rPr>
+        <w:rFonts w:ascii="Wingdings" w:hAnsi="Wingdings" w:hint="default"/>
+        <w:sz w:val="20"/>
+      </w:rPr>
+    </w:lvl>
+    <w:lvl w:ilvl="8" w:tentative="1">
+      <w:start w:val="1"/>
+      <w:numFmt w:val="bullet"/>
+      <w:lvlText w:val=""/>
+      <w:lvlJc w:val="left"/>
+      <w:pPr>
+        <w:tabs>
+          <w:tab w:val="num" w:pos="6480"/>
+        </w:tabs>
+        <w:ind w:left="6480" w:hanging="360"/>
+      </w:pPr>
+      <w:rPr>
+        <w:rFonts w:ascii="Wingdings" w:hAnsi="Wingdings" w:hint="default"/>
+        <w:sz w:val="20"/>
+      </w:rPr>
+    </w:lvl>
+  </w:abstractNum>
+  <w:abstractNum w:abstractNumId="6">
     <w:nsid w:val="4AB66076"/>
     <w:multiLevelType w:val="multilevel"/>
     <w:tmpl w:val="BF1E7E74"/>
@@ -3043,7 +4265,7 @@
       </w:rPr>
     </w:lvl>
   </w:abstractNum>
-  <w:abstractNum w:abstractNumId="4">
+  <w:abstractNum w:abstractNumId="7">
     <w:nsid w:val="4C117282"/>
     <w:multiLevelType w:val="multilevel"/>
     <w:tmpl w:val="8722A72C"/>
@@ -3192,7 +4414,7 @@
       </w:rPr>
     </w:lvl>
   </w:abstractNum>
-  <w:abstractNum w:abstractNumId="5">
+  <w:abstractNum w:abstractNumId="8">
     <w:nsid w:val="55130F90"/>
     <w:multiLevelType w:val="multilevel"/>
     <w:tmpl w:val="5972053E"/>
@@ -3342,10 +4564,10 @@
     </w:lvl>
   </w:abstractNum>
   <w:num w:numId="1">
-    <w:abstractNumId w:val="4"/>
+    <w:abstractNumId w:val="7"/>
   </w:num>
   <w:num w:numId="2">
-    <w:abstractNumId w:val="5"/>
+    <w:abstractNumId w:val="8"/>
   </w:num>
   <w:num w:numId="3">
     <w:abstractNumId w:val="1"/>
@@ -3357,6 +4579,15 @@
     <w:abstractNumId w:val="2"/>
   </w:num>
   <w:num w:numId="6">
+    <w:abstractNumId w:val="6"/>
+  </w:num>
+  <w:num w:numId="7">
+    <w:abstractNumId w:val="4"/>
+  </w:num>
+  <w:num w:numId="8">
+    <w:abstractNumId w:val="5"/>
+  </w:num>
+  <w:num w:numId="9">
     <w:abstractNumId w:val="3"/>
   </w:num>
   <w:numIdMacAtCleanup w:val="6"/>
@@ -3872,6 +5103,7 @@
   <w:style w:type="character" w:default="1" w:styleId="DefaultParagraphFont">
     <w:name w:val="Default Paragraph Font"/>
     <w:uiPriority w:val="1"/>
+    <w:semiHidden/>
     <w:unhideWhenUsed/>
   </w:style>
   <w:style w:type="table" w:default="1" w:styleId="TableNormal">
@@ -5915,6 +7147,20 @@
     <w:name w:val="mclose"/>
     <w:basedOn w:val="DefaultParagraphFont"/>
     <w:rsid w:val="005B717E"/>
+  </w:style>
+  <w:style w:type="paragraph" w:customStyle="1" w:styleId="pdq2pgselectionanchorcontainer">
+    <w:name w:val="pdq2pg_selectionanchorcontainer"/>
+    <w:basedOn w:val="Normal"/>
+    <w:rsid w:val="00D54972"/>
+    <w:pPr>
+      <w:spacing w:before="100" w:beforeAutospacing="1" w:after="100" w:afterAutospacing="1"/>
+    </w:pPr>
+    <w:rPr>
+      <w:rFonts w:ascii="Times New Roman" w:eastAsia="Times New Roman" w:hAnsi="Times New Roman" w:cs="Times New Roman"/>
+      <w:color w:val="auto"/>
+      <w:szCs w:val="24"/>
+      <w:lang w:eastAsia="en-IN"/>
+    </w:rPr>
   </w:style>
 </w:styles>
 </file>
@@ -6185,7 +7431,7 @@
 </file>
 
 <file path=customXml/itemProps1.xml><?xml version="1.0" encoding="utf-8"?>
-<ds:datastoreItem xmlns:ds="http://schemas.openxmlformats.org/officeDocument/2006/customXml" ds:itemID="{D077F424-31E1-49E5-B370-F4208494E91F}">
+<ds:datastoreItem xmlns:ds="http://schemas.openxmlformats.org/officeDocument/2006/customXml" ds:itemID="{BFB96309-247A-4FEF-9D25-92AE6E3AB310}">
   <ds:schemaRefs>
     <ds:schemaRef ds:uri="http://schemas.openxmlformats.org/officeDocument/2006/bibliography"/>
   </ds:schemaRefs>
